--- a/manuscript/cover_letter_CRST_final.docx
+++ b/manuscript/cover_letter_CRST_final.docx
@@ -19,12 +19,12 @@
     </w:p>
     <w:p>
       <w:r>
-        <w:t>Please consider my manuscript, "Functionally graded roofs for passive snow management: a reduced-order multiobjective modeling study," as a Research Article in Cold Regions Science and Technology.</w:t>
+        <w:t>Please consider my manuscript, "Functionally graded roofs for passive snow management: nominal trade-off expansion limited by constructability and timestep sensitivity," as a Research Article in Cold Regions Science and Technology.</w:t>
       </w:r>
     </w:p>
     <w:p>
       <w:r>
-        <w:t>The manuscript presents a reproducible reduced-order comparison of optimized spatially uniform and functionally graded passive roof-snow strategies. It maps the retained-mass versus discrete-release trade-off, includes geometry and surface ablations, convergence, sensitivity, Monte Carlo perturbation, manufacturing-complexity analysis, and supplementary scenarios from official Japanese weather observations.</w:t>
+        <w:t>The manuscript presents a reproducible reduced-order comparison of optimized spatially uniform and functionally graded passive roof-snow strategies. It maps the retained-mass versus discrete-release trade-off, includes geometry and surface ablations, numerical-resolution checks, sensitivity, Monte Carlo perturbation, manufacturing-complexity analysis, and supplementary scenarios from official Japanese weather observations. Spatial grading produced four nominal intermediate trade-offs absent from the exhaustive uniform grid, but constructability and timestep sensitivity substantially qualify their interpretation.</w:t>
       </w:r>
     </w:p>
     <w:p>
